--- a/Assignment/Session_2/Session_2.docx
+++ b/Assignment/Session_2/Session_2.docx
@@ -2,6 +2,56 @@
 <file path=word/document.xml><?xml version="1.0" encoding="utf-8"?>
 <w:document xmlns:wpc="http://schemas.microsoft.com/office/word/2010/wordprocessingCanvas" xmlns:cx="http://schemas.microsoft.com/office/drawing/2014/chartex" xmlns:cx1="http://schemas.microsoft.com/office/drawing/2015/9/8/chartex" xmlns:cx2="http://schemas.microsoft.com/office/drawing/2015/10/21/chartex" xmlns:cx3="http://schemas.microsoft.com/office/drawing/2016/5/9/chartex" xmlns:cx4="http://schemas.microsoft.com/office/drawing/2016/5/10/chartex" xmlns:cx5="http://schemas.microsoft.com/office/drawing/2016/5/11/chartex" xmlns:cx6="http://schemas.microsoft.com/office/drawing/2016/5/12/chartex" xmlns:cx7="http://schemas.microsoft.com/office/drawing/2016/5/13/chartex" xmlns:cx8="http://schemas.microsoft.com/office/drawing/2016/5/14/chartex" xmlns:mc="http://schemas.openxmlformats.org/markup-compatibility/2006" xmlns:aink="http://schemas.microsoft.com/office/drawing/2016/ink" xmlns:am3d="http://schemas.microsoft.com/office/drawing/2017/model3d" xmlns:o="urn:schemas-microsoft-com:office:office" xmlns:oel="http://schemas.microsoft.com/office/2019/extlst" xmlns:r="http://schemas.openxmlformats.org/officeDocument/2006/relationships" xmlns:m="http://schemas.openxmlformats.org/officeDocument/2006/math" xmlns:v="urn:schemas-microsoft-com:vml" xmlns:wp14="http://schemas.microsoft.com/office/word/2010/wordprocessingDrawing" xmlns:wp="http://schemas.openxmlformats.org/drawingml/2006/wordprocessingDrawing" xmlns:w10="urn:schemas-microsoft-com:office:word" xmlns:w="http://schemas.openxmlformats.org/wordprocessingml/2006/main" xmlns:w14="http://schemas.microsoft.com/office/word/2010/wordml" xmlns:w15="http://schemas.microsoft.com/office/word/2012/wordml" xmlns:w16cex="http://schemas.microsoft.com/office/word/2018/wordml/cex" xmlns:w16cid="http://schemas.microsoft.com/office/word/2016/wordml/cid" xmlns:w16="http://schemas.microsoft.com/office/word/2018/wordml" xmlns:w16du="http://schemas.microsoft.com/office/word/2023/wordml/word16du" xmlns:w16sdtdh="http://schemas.microsoft.com/office/word/2020/wordml/sdtdatahash" xmlns:w16sdtfl="http://schemas.microsoft.com/office/word/2024/wordml/sdtformatlock" xmlns:w16se="http://schemas.microsoft.com/office/word/2015/wordml/symex" xmlns:wpg="http://schemas.microsoft.com/office/word/2010/wordprocessingGroup" xmlns:wpi="http://schemas.microsoft.com/office/word/2010/wordprocessingInk" xmlns:wne="http://schemas.microsoft.com/office/word/2006/wordml" xmlns:wps="http://schemas.microsoft.com/office/word/2010/wordprocessingShape" mc:Ignorable="w14 w15 w16se w16cid w16 w16cex w16sdtdh w16sdtfl w16du wp14">
   <w:body>
+    <w:p>
+      <w:r>
+        <w:t>Task 1:</w:t>
+      </w:r>
+    </w:p>
+    <w:p>
+      <w:r>
+        <w:t xml:space="preserve">Create three variables in Python: </w:t>
+      </w:r>
+      <w:proofErr w:type="spellStart"/>
+      <w:r>
+        <w:t>user_name</w:t>
+      </w:r>
+      <w:proofErr w:type="spellEnd"/>
+      <w:r>
+        <w:t xml:space="preserve">, </w:t>
+      </w:r>
+      <w:proofErr w:type="spellStart"/>
+      <w:r>
+        <w:t>fav_app</w:t>
+      </w:r>
+      <w:proofErr w:type="spellEnd"/>
+      <w:r>
+        <w:t xml:space="preserve">, and </w:t>
+      </w:r>
+      <w:proofErr w:type="spellStart"/>
+      <w:r>
+        <w:t>daily_usage_hours</w:t>
+      </w:r>
+      <w:proofErr w:type="spellEnd"/>
+      <w:r>
+        <w:t xml:space="preserve">. Assign your own name, your </w:t>
+      </w:r>
+      <w:proofErr w:type="spellStart"/>
+      <w:r>
+        <w:t>favorite</w:t>
+      </w:r>
+      <w:proofErr w:type="spellEnd"/>
+      <w:r>
+        <w:t xml:space="preserve"> app (like Instagram or Zomato), and how many hours you use it daily.</w:t>
+      </w:r>
+    </w:p>
+    <w:p/>
+    <w:p>
+      <w:r>
+        <w:t>Answer:</w:t>
+      </w:r>
+    </w:p>
+    <w:p/>
+    <w:p/>
     <w:p/>
     <w:sectPr>
       <w:pgSz w:w="11906" w:h="16838"/>

--- a/Assignment/Session_2/Session_2.docx
+++ b/Assignment/Session_2/Session_2.docx
@@ -3,57 +3,1878 @@
 <w:document xmlns:wpc="http://schemas.microsoft.com/office/word/2010/wordprocessingCanvas" xmlns:cx="http://schemas.microsoft.com/office/drawing/2014/chartex" xmlns:cx1="http://schemas.microsoft.com/office/drawing/2015/9/8/chartex" xmlns:cx2="http://schemas.microsoft.com/office/drawing/2015/10/21/chartex" xmlns:cx3="http://schemas.microsoft.com/office/drawing/2016/5/9/chartex" xmlns:cx4="http://schemas.microsoft.com/office/drawing/2016/5/10/chartex" xmlns:cx5="http://schemas.microsoft.com/office/drawing/2016/5/11/chartex" xmlns:cx6="http://schemas.microsoft.com/office/drawing/2016/5/12/chartex" xmlns:cx7="http://schemas.microsoft.com/office/drawing/2016/5/13/chartex" xmlns:cx8="http://schemas.microsoft.com/office/drawing/2016/5/14/chartex" xmlns:mc="http://schemas.openxmlformats.org/markup-compatibility/2006" xmlns:aink="http://schemas.microsoft.com/office/drawing/2016/ink" xmlns:am3d="http://schemas.microsoft.com/office/drawing/2017/model3d" xmlns:o="urn:schemas-microsoft-com:office:office" xmlns:oel="http://schemas.microsoft.com/office/2019/extlst" xmlns:r="http://schemas.openxmlformats.org/officeDocument/2006/relationships" xmlns:m="http://schemas.openxmlformats.org/officeDocument/2006/math" xmlns:v="urn:schemas-microsoft-com:vml" xmlns:wp14="http://schemas.microsoft.com/office/word/2010/wordprocessingDrawing" xmlns:wp="http://schemas.openxmlformats.org/drawingml/2006/wordprocessingDrawing" xmlns:w10="urn:schemas-microsoft-com:office:word" xmlns:w="http://schemas.openxmlformats.org/wordprocessingml/2006/main" xmlns:w14="http://schemas.microsoft.com/office/word/2010/wordml" xmlns:w15="http://schemas.microsoft.com/office/word/2012/wordml" xmlns:w16cex="http://schemas.microsoft.com/office/word/2018/wordml/cex" xmlns:w16cid="http://schemas.microsoft.com/office/word/2016/wordml/cid" xmlns:w16="http://schemas.microsoft.com/office/word/2018/wordml" xmlns:w16du="http://schemas.microsoft.com/office/word/2023/wordml/word16du" xmlns:w16sdtdh="http://schemas.microsoft.com/office/word/2020/wordml/sdtdatahash" xmlns:w16sdtfl="http://schemas.microsoft.com/office/word/2024/wordml/sdtformatlock" xmlns:w16se="http://schemas.microsoft.com/office/word/2015/wordml/symex" xmlns:wpg="http://schemas.microsoft.com/office/word/2010/wordprocessingGroup" xmlns:wpi="http://schemas.microsoft.com/office/word/2010/wordprocessingInk" xmlns:wne="http://schemas.microsoft.com/office/word/2006/wordml" xmlns:wps="http://schemas.microsoft.com/office/word/2010/wordprocessingShape" mc:Ignorable="w14 w15 w16se w16cid w16 w16cex w16sdtdh w16sdtfl w16du wp14">
   <w:body>
     <w:p>
-      <w:r>
+      <w:pPr>
+        <w:rPr>
+          <w:b/>
+          <w:bCs/>
+          <w:sz w:val="32"/>
+          <w:szCs w:val="32"/>
+        </w:rPr>
+      </w:pPr>
+      <w:r>
+        <w:rPr>
+          <w:b/>
+          <w:bCs/>
+          <w:sz w:val="32"/>
+          <w:szCs w:val="32"/>
+        </w:rPr>
         <w:t>Task 1:</w:t>
       </w:r>
     </w:p>
     <w:p>
       <w:r>
-        <w:t xml:space="preserve">Create three variables in Python: </w:t>
-      </w:r>
-      <w:proofErr w:type="spellStart"/>
-      <w:r>
-        <w:t>user_name</w:t>
-      </w:r>
-      <w:proofErr w:type="spellEnd"/>
-      <w:r>
-        <w:t xml:space="preserve">, </w:t>
-      </w:r>
-      <w:proofErr w:type="spellStart"/>
-      <w:r>
-        <w:t>fav_app</w:t>
-      </w:r>
-      <w:proofErr w:type="spellEnd"/>
-      <w:r>
-        <w:t xml:space="preserve">, and </w:t>
-      </w:r>
-      <w:proofErr w:type="spellStart"/>
-      <w:r>
-        <w:t>daily_usage_hours</w:t>
-      </w:r>
-      <w:proofErr w:type="spellEnd"/>
-      <w:r>
-        <w:t xml:space="preserve">. Assign your own name, your </w:t>
-      </w:r>
-      <w:proofErr w:type="spellStart"/>
-      <w:r>
-        <w:t>favorite</w:t>
-      </w:r>
-      <w:proofErr w:type="spellEnd"/>
-      <w:r>
-        <w:t xml:space="preserve"> app (like Instagram or Zomato), and how many hours you use it daily.</w:t>
+        <w:t>Create three variables in Python: user_name, fav_app, and daily_usage_hours. Assign your own name, your favorite app (like Instagram or Zomato), and how many hours you use it daily.</w:t>
+      </w:r>
+    </w:p>
+    <w:p>
+      <w:pPr>
+        <w:rPr>
+          <w:b/>
+          <w:bCs/>
+          <w:sz w:val="32"/>
+          <w:szCs w:val="32"/>
+        </w:rPr>
+      </w:pPr>
+      <w:r>
+        <w:rPr>
+          <w:b/>
+          <w:bCs/>
+          <w:sz w:val="32"/>
+          <w:szCs w:val="32"/>
+        </w:rPr>
+        <w:t>Code</w:t>
+      </w:r>
+      <w:r>
+        <w:rPr>
+          <w:b/>
+          <w:bCs/>
+          <w:sz w:val="32"/>
+          <w:szCs w:val="32"/>
+        </w:rPr>
+        <w:t>:</w:t>
+      </w:r>
+    </w:p>
+    <w:p>
+      <w:r>
+        <w:t>user_name = "Harsh Ghate"</w:t>
+      </w:r>
+    </w:p>
+    <w:p>
+      <w:r>
+        <w:t>fav_app = "Instagram"</w:t>
+      </w:r>
+    </w:p>
+    <w:p>
+      <w:r>
+        <w:t>daily_usage_hours = 3</w:t>
+      </w:r>
+    </w:p>
+    <w:p>
+      <w:r>
+        <w:t>print("My name is :",user_name)</w:t>
+      </w:r>
+    </w:p>
+    <w:p>
+      <w:r>
+        <w:t>print(f"My Favourite App is : {fav_app}")</w:t>
+      </w:r>
+    </w:p>
+    <w:p>
+      <w:r>
+        <w:t>print(f"Daily Usage Time : {daily_usage_hours} hours")</w:t>
       </w:r>
     </w:p>
     <w:p/>
     <w:p>
-      <w:r>
-        <w:t>Answer:</w:t>
+      <w:pPr>
+        <w:rPr>
+          <w:b/>
+          <w:bCs/>
+          <w:sz w:val="32"/>
+          <w:szCs w:val="32"/>
+        </w:rPr>
+      </w:pPr>
+      <w:r>
+        <w:rPr>
+          <w:b/>
+          <w:bCs/>
+          <w:sz w:val="32"/>
+          <w:szCs w:val="32"/>
+        </w:rPr>
+        <w:t>Output:</w:t>
+      </w:r>
+    </w:p>
+    <w:p>
+      <w:pPr>
+        <w:rPr>
+          <w:highlight w:val="lightGray"/>
+        </w:rPr>
+      </w:pPr>
+      <w:r>
+        <w:rPr>
+          <w:highlight w:val="lightGray"/>
+        </w:rPr>
+        <w:t>My name is : Harsh Ghate</w:t>
+      </w:r>
+    </w:p>
+    <w:p>
+      <w:pPr>
+        <w:rPr>
+          <w:highlight w:val="lightGray"/>
+        </w:rPr>
+      </w:pPr>
+      <w:r>
+        <w:rPr>
+          <w:highlight w:val="lightGray"/>
+        </w:rPr>
+        <w:t>My Favourite App is : Instagram</w:t>
+      </w:r>
+    </w:p>
+    <w:p>
+      <w:r>
+        <w:rPr>
+          <w:highlight w:val="lightGray"/>
+        </w:rPr>
+        <w:t>Daily Usage Time : 3 hours</w:t>
       </w:r>
     </w:p>
     <w:p/>
+    <w:p>
+      <w:pPr>
+        <w:rPr>
+          <w:b/>
+          <w:bCs/>
+          <w:sz w:val="32"/>
+          <w:szCs w:val="32"/>
+        </w:rPr>
+      </w:pPr>
+      <w:r>
+        <w:rPr>
+          <w:b/>
+          <w:bCs/>
+          <w:sz w:val="32"/>
+          <w:szCs w:val="32"/>
+        </w:rPr>
+        <w:t>Screenshot:</w:t>
+      </w:r>
+    </w:p>
+    <w:p>
+      <w:pPr>
+        <w:rPr>
+          <w:b/>
+          <w:bCs/>
+          <w:sz w:val="32"/>
+          <w:szCs w:val="32"/>
+        </w:rPr>
+      </w:pPr>
+      <w:r>
+        <w:rPr>
+          <w:noProof/>
+        </w:rPr>
+        <w:drawing>
+          <wp:inline distT="0" distB="0" distL="0" distR="0" wp14:anchorId="01B447CC" wp14:editId="461A1EED">
+            <wp:extent cx="5731510" cy="3138805"/>
+            <wp:effectExtent l="0" t="0" r="2540" b="4445"/>
+            <wp:docPr id="2132838403" name="Picture 1"/>
+            <wp:cNvGraphicFramePr>
+              <a:graphicFrameLocks xmlns:a="http://schemas.openxmlformats.org/drawingml/2006/main" noChangeAspect="1"/>
+            </wp:cNvGraphicFramePr>
+            <a:graphic xmlns:a="http://schemas.openxmlformats.org/drawingml/2006/main">
+              <a:graphicData uri="http://schemas.openxmlformats.org/drawingml/2006/picture">
+                <pic:pic xmlns:pic="http://schemas.openxmlformats.org/drawingml/2006/picture">
+                  <pic:nvPicPr>
+                    <pic:cNvPr id="2132838403" name=""/>
+                    <pic:cNvPicPr/>
+                  </pic:nvPicPr>
+                  <pic:blipFill>
+                    <a:blip r:embed="rId6"/>
+                    <a:stretch>
+                      <a:fillRect/>
+                    </a:stretch>
+                  </pic:blipFill>
+                  <pic:spPr>
+                    <a:xfrm>
+                      <a:off x="0" y="0"/>
+                      <a:ext cx="5731510" cy="3138805"/>
+                    </a:xfrm>
+                    <a:prstGeom prst="rect">
+                      <a:avLst/>
+                    </a:prstGeom>
+                  </pic:spPr>
+                </pic:pic>
+              </a:graphicData>
+            </a:graphic>
+          </wp:inline>
+        </w:drawing>
+      </w:r>
+    </w:p>
+    <w:p>
+      <w:pPr>
+        <w:rPr>
+          <w:b/>
+          <w:bCs/>
+          <w:sz w:val="32"/>
+          <w:szCs w:val="32"/>
+        </w:rPr>
+      </w:pPr>
+    </w:p>
+    <w:p>
+      <w:pPr>
+        <w:rPr>
+          <w:b/>
+          <w:bCs/>
+          <w:sz w:val="32"/>
+          <w:szCs w:val="32"/>
+        </w:rPr>
+      </w:pPr>
+      <w:r>
+        <w:rPr>
+          <w:b/>
+          <w:bCs/>
+          <w:sz w:val="32"/>
+          <w:szCs w:val="32"/>
+        </w:rPr>
+        <w:lastRenderedPageBreak/>
+        <w:t xml:space="preserve">Task </w:t>
+      </w:r>
+      <w:r>
+        <w:rPr>
+          <w:b/>
+          <w:bCs/>
+          <w:sz w:val="32"/>
+          <w:szCs w:val="32"/>
+        </w:rPr>
+        <w:t>2</w:t>
+      </w:r>
+      <w:r>
+        <w:rPr>
+          <w:b/>
+          <w:bCs/>
+          <w:sz w:val="32"/>
+          <w:szCs w:val="32"/>
+        </w:rPr>
+        <w:t>:</w:t>
+      </w:r>
+    </w:p>
+    <w:p>
+      <w:r>
+        <w:t>Write a Python script that declares variables for product_name, price, and is_available to represent an item on Flipkart. Print each variable and its data type using the type() function.</w:t>
+      </w:r>
+    </w:p>
     <w:p/>
+    <w:p>
+      <w:pPr>
+        <w:rPr>
+          <w:b/>
+          <w:bCs/>
+          <w:sz w:val="32"/>
+          <w:szCs w:val="32"/>
+        </w:rPr>
+      </w:pPr>
+      <w:r>
+        <w:rPr>
+          <w:b/>
+          <w:bCs/>
+          <w:sz w:val="32"/>
+          <w:szCs w:val="32"/>
+        </w:rPr>
+        <w:t>Code:</w:t>
+      </w:r>
+    </w:p>
+    <w:p>
+      <w:r>
+        <w:t>product_name = "Iphone 17"</w:t>
+      </w:r>
+    </w:p>
+    <w:p>
+      <w:r>
+        <w:t>price = 85000</w:t>
+      </w:r>
+    </w:p>
+    <w:p>
+      <w:r>
+        <w:t>is_availabe = True</w:t>
+      </w:r>
+    </w:p>
     <w:p/>
+    <w:p>
+      <w:r>
+        <w:t>print(f"Product Name: {product_name}  \nIt's type is : {type(product_name)}")</w:t>
+      </w:r>
+    </w:p>
+    <w:p>
+      <w:r>
+        <w:t>print(f"Product Price: {price}  \nIt's type is : {type(price)}")</w:t>
+      </w:r>
+    </w:p>
+    <w:p>
+      <w:r>
+        <w:t>print(f"Product is Available: {is_availabe}  \nIt's type is : {type(is_availabe)}")</w:t>
+      </w:r>
+    </w:p>
+    <w:p/>
+    <w:p>
+      <w:pPr>
+        <w:rPr>
+          <w:b/>
+          <w:bCs/>
+          <w:sz w:val="32"/>
+          <w:szCs w:val="32"/>
+        </w:rPr>
+      </w:pPr>
+      <w:r>
+        <w:rPr>
+          <w:b/>
+          <w:bCs/>
+          <w:sz w:val="32"/>
+          <w:szCs w:val="32"/>
+        </w:rPr>
+        <w:t>Output:</w:t>
+      </w:r>
+    </w:p>
+    <w:p>
+      <w:pPr>
+        <w:rPr>
+          <w:highlight w:val="lightGray"/>
+        </w:rPr>
+      </w:pPr>
+      <w:r>
+        <w:rPr>
+          <w:highlight w:val="lightGray"/>
+        </w:rPr>
+        <w:t xml:space="preserve">Product Name: Iphone 17  </w:t>
+      </w:r>
+    </w:p>
+    <w:p>
+      <w:pPr>
+        <w:rPr>
+          <w:highlight w:val="lightGray"/>
+        </w:rPr>
+      </w:pPr>
+      <w:r>
+        <w:rPr>
+          <w:highlight w:val="lightGray"/>
+        </w:rPr>
+        <w:t>It's type is : &lt;class 'str'&gt;</w:t>
+      </w:r>
+    </w:p>
+    <w:p>
+      <w:pPr>
+        <w:rPr>
+          <w:highlight w:val="lightGray"/>
+        </w:rPr>
+      </w:pPr>
+      <w:r>
+        <w:rPr>
+          <w:highlight w:val="lightGray"/>
+        </w:rPr>
+        <w:t xml:space="preserve">Product Price: 85000  </w:t>
+      </w:r>
+    </w:p>
+    <w:p>
+      <w:pPr>
+        <w:rPr>
+          <w:highlight w:val="lightGray"/>
+        </w:rPr>
+      </w:pPr>
+      <w:r>
+        <w:rPr>
+          <w:highlight w:val="lightGray"/>
+        </w:rPr>
+        <w:t>It's type is : &lt;class 'int'&gt;</w:t>
+      </w:r>
+    </w:p>
+    <w:p>
+      <w:pPr>
+        <w:rPr>
+          <w:highlight w:val="lightGray"/>
+        </w:rPr>
+      </w:pPr>
+      <w:r>
+        <w:rPr>
+          <w:highlight w:val="lightGray"/>
+        </w:rPr>
+        <w:t xml:space="preserve">Product is Available: True  </w:t>
+      </w:r>
+    </w:p>
+    <w:p>
+      <w:r>
+        <w:rPr>
+          <w:highlight w:val="lightGray"/>
+        </w:rPr>
+        <w:t>It's type is : &lt;class 'bool'&gt;</w:t>
+      </w:r>
+    </w:p>
+    <w:p/>
+    <w:p>
+      <w:pPr>
+        <w:rPr>
+          <w:b/>
+          <w:bCs/>
+          <w:sz w:val="32"/>
+          <w:szCs w:val="32"/>
+        </w:rPr>
+      </w:pPr>
+    </w:p>
+    <w:p>
+      <w:pPr>
+        <w:rPr>
+          <w:b/>
+          <w:bCs/>
+          <w:sz w:val="32"/>
+          <w:szCs w:val="32"/>
+        </w:rPr>
+      </w:pPr>
+    </w:p>
+    <w:p>
+      <w:pPr>
+        <w:rPr>
+          <w:b/>
+          <w:bCs/>
+          <w:sz w:val="32"/>
+          <w:szCs w:val="32"/>
+        </w:rPr>
+      </w:pPr>
+    </w:p>
+    <w:p>
+      <w:pPr>
+        <w:rPr>
+          <w:b/>
+          <w:bCs/>
+          <w:sz w:val="32"/>
+          <w:szCs w:val="32"/>
+        </w:rPr>
+      </w:pPr>
+    </w:p>
+    <w:p>
+      <w:pPr>
+        <w:rPr>
+          <w:b/>
+          <w:bCs/>
+          <w:sz w:val="32"/>
+          <w:szCs w:val="32"/>
+        </w:rPr>
+      </w:pPr>
+    </w:p>
+    <w:p>
+      <w:pPr>
+        <w:rPr>
+          <w:b/>
+          <w:bCs/>
+          <w:sz w:val="32"/>
+          <w:szCs w:val="32"/>
+        </w:rPr>
+      </w:pPr>
+    </w:p>
+    <w:p>
+      <w:pPr>
+        <w:rPr>
+          <w:b/>
+          <w:bCs/>
+          <w:sz w:val="32"/>
+          <w:szCs w:val="32"/>
+        </w:rPr>
+      </w:pPr>
+    </w:p>
+    <w:p>
+      <w:pPr>
+        <w:rPr>
+          <w:b/>
+          <w:bCs/>
+          <w:sz w:val="32"/>
+          <w:szCs w:val="32"/>
+        </w:rPr>
+      </w:pPr>
+      <w:r>
+        <w:rPr>
+          <w:b/>
+          <w:bCs/>
+          <w:sz w:val="32"/>
+          <w:szCs w:val="32"/>
+        </w:rPr>
+        <w:lastRenderedPageBreak/>
+        <w:t>Screenshot:</w:t>
+      </w:r>
+    </w:p>
+    <w:p>
+      <w:pPr>
+        <w:rPr>
+          <w:b/>
+          <w:bCs/>
+          <w:sz w:val="32"/>
+          <w:szCs w:val="32"/>
+        </w:rPr>
+      </w:pPr>
+      <w:r>
+        <w:rPr>
+          <w:noProof/>
+        </w:rPr>
+        <w:drawing>
+          <wp:inline distT="0" distB="0" distL="0" distR="0" wp14:anchorId="621FBB96" wp14:editId="63A6DB78">
+            <wp:extent cx="5731510" cy="3150870"/>
+            <wp:effectExtent l="0" t="0" r="2540" b="0"/>
+            <wp:docPr id="2121782214" name="Picture 1"/>
+            <wp:cNvGraphicFramePr>
+              <a:graphicFrameLocks xmlns:a="http://schemas.openxmlformats.org/drawingml/2006/main" noChangeAspect="1"/>
+            </wp:cNvGraphicFramePr>
+            <a:graphic xmlns:a="http://schemas.openxmlformats.org/drawingml/2006/main">
+              <a:graphicData uri="http://schemas.openxmlformats.org/drawingml/2006/picture">
+                <pic:pic xmlns:pic="http://schemas.openxmlformats.org/drawingml/2006/picture">
+                  <pic:nvPicPr>
+                    <pic:cNvPr id="2121782214" name=""/>
+                    <pic:cNvPicPr/>
+                  </pic:nvPicPr>
+                  <pic:blipFill>
+                    <a:blip r:embed="rId7"/>
+                    <a:stretch>
+                      <a:fillRect/>
+                    </a:stretch>
+                  </pic:blipFill>
+                  <pic:spPr>
+                    <a:xfrm>
+                      <a:off x="0" y="0"/>
+                      <a:ext cx="5731510" cy="3150870"/>
+                    </a:xfrm>
+                    <a:prstGeom prst="rect">
+                      <a:avLst/>
+                    </a:prstGeom>
+                  </pic:spPr>
+                </pic:pic>
+              </a:graphicData>
+            </a:graphic>
+          </wp:inline>
+        </w:drawing>
+      </w:r>
+    </w:p>
+    <w:p>
+      <w:pPr>
+        <w:rPr>
+          <w:b/>
+          <w:bCs/>
+          <w:sz w:val="32"/>
+          <w:szCs w:val="32"/>
+        </w:rPr>
+      </w:pPr>
+    </w:p>
+    <w:p>
+      <w:pPr>
+        <w:rPr>
+          <w:b/>
+          <w:bCs/>
+          <w:sz w:val="32"/>
+          <w:szCs w:val="32"/>
+        </w:rPr>
+      </w:pPr>
+    </w:p>
+    <w:p>
+      <w:pPr>
+        <w:rPr>
+          <w:b/>
+          <w:bCs/>
+          <w:sz w:val="32"/>
+          <w:szCs w:val="32"/>
+        </w:rPr>
+      </w:pPr>
+    </w:p>
+    <w:p>
+      <w:pPr>
+        <w:rPr>
+          <w:b/>
+          <w:bCs/>
+          <w:sz w:val="32"/>
+          <w:szCs w:val="32"/>
+        </w:rPr>
+      </w:pPr>
+    </w:p>
+    <w:p>
+      <w:pPr>
+        <w:rPr>
+          <w:b/>
+          <w:bCs/>
+          <w:sz w:val="32"/>
+          <w:szCs w:val="32"/>
+        </w:rPr>
+      </w:pPr>
+    </w:p>
+    <w:p>
+      <w:pPr>
+        <w:rPr>
+          <w:b/>
+          <w:bCs/>
+          <w:sz w:val="32"/>
+          <w:szCs w:val="32"/>
+        </w:rPr>
+      </w:pPr>
+    </w:p>
+    <w:p>
+      <w:pPr>
+        <w:rPr>
+          <w:b/>
+          <w:bCs/>
+          <w:sz w:val="32"/>
+          <w:szCs w:val="32"/>
+        </w:rPr>
+      </w:pPr>
+    </w:p>
+    <w:p>
+      <w:pPr>
+        <w:rPr>
+          <w:b/>
+          <w:bCs/>
+          <w:sz w:val="32"/>
+          <w:szCs w:val="32"/>
+        </w:rPr>
+      </w:pPr>
+    </w:p>
+    <w:p>
+      <w:pPr>
+        <w:rPr>
+          <w:b/>
+          <w:bCs/>
+          <w:sz w:val="32"/>
+          <w:szCs w:val="32"/>
+        </w:rPr>
+      </w:pPr>
+    </w:p>
+    <w:p>
+      <w:pPr>
+        <w:rPr>
+          <w:b/>
+          <w:bCs/>
+          <w:sz w:val="32"/>
+          <w:szCs w:val="32"/>
+        </w:rPr>
+      </w:pPr>
+    </w:p>
+    <w:p>
+      <w:pPr>
+        <w:rPr>
+          <w:b/>
+          <w:bCs/>
+          <w:sz w:val="32"/>
+          <w:szCs w:val="32"/>
+        </w:rPr>
+      </w:pPr>
+    </w:p>
+    <w:p>
+      <w:pPr>
+        <w:rPr>
+          <w:b/>
+          <w:bCs/>
+          <w:sz w:val="32"/>
+          <w:szCs w:val="32"/>
+        </w:rPr>
+      </w:pPr>
+    </w:p>
+    <w:p>
+      <w:pPr>
+        <w:rPr>
+          <w:b/>
+          <w:bCs/>
+          <w:sz w:val="32"/>
+          <w:szCs w:val="32"/>
+        </w:rPr>
+      </w:pPr>
+    </w:p>
+    <w:p>
+      <w:pPr>
+        <w:rPr>
+          <w:b/>
+          <w:bCs/>
+          <w:sz w:val="32"/>
+          <w:szCs w:val="32"/>
+        </w:rPr>
+      </w:pPr>
+    </w:p>
+    <w:p>
+      <w:pPr>
+        <w:rPr>
+          <w:b/>
+          <w:bCs/>
+          <w:sz w:val="32"/>
+          <w:szCs w:val="32"/>
+        </w:rPr>
+      </w:pPr>
+      <w:r>
+        <w:rPr>
+          <w:b/>
+          <w:bCs/>
+          <w:sz w:val="32"/>
+          <w:szCs w:val="32"/>
+        </w:rPr>
+        <w:lastRenderedPageBreak/>
+        <w:t xml:space="preserve">Task </w:t>
+      </w:r>
+      <w:r>
+        <w:rPr>
+          <w:b/>
+          <w:bCs/>
+          <w:sz w:val="32"/>
+          <w:szCs w:val="32"/>
+        </w:rPr>
+        <w:t>3:</w:t>
+      </w:r>
+    </w:p>
+    <w:p>
+      <w:r>
+        <w:t>Demonstrate the difference between single-line and multi-line comments in Python by writing a script that explains how a Spotify playlist recommendation system might work. Use # for single-line and triple quotes for multi-line comments.</w:t>
+      </w:r>
+    </w:p>
+    <w:p>
+      <w:pPr>
+        <w:rPr>
+          <w:b/>
+          <w:bCs/>
+          <w:sz w:val="32"/>
+          <w:szCs w:val="32"/>
+        </w:rPr>
+      </w:pPr>
+      <w:r>
+        <w:rPr>
+          <w:b/>
+          <w:bCs/>
+          <w:sz w:val="32"/>
+          <w:szCs w:val="32"/>
+        </w:rPr>
+        <w:t>Code:</w:t>
+      </w:r>
+    </w:p>
+    <w:p>
+      <w:pPr>
+        <w:rPr>
+          <w:color w:val="EE0000"/>
+        </w:rPr>
+      </w:pPr>
+      <w:r>
+        <w:rPr>
+          <w:color w:val="EE0000"/>
+        </w:rPr>
+        <w:t># Single-line comment: Importing no external libraries is needed for this example.</w:t>
+      </w:r>
+    </w:p>
+    <w:p/>
+    <w:p>
+      <w:pPr>
+        <w:rPr>
+          <w:color w:val="0070C0"/>
+        </w:rPr>
+      </w:pPr>
+      <w:r>
+        <w:rPr>
+          <w:color w:val="0070C0"/>
+        </w:rPr>
+        <w:t>"""</w:t>
+      </w:r>
+    </w:p>
+    <w:p>
+      <w:pPr>
+        <w:rPr>
+          <w:color w:val="0070C0"/>
+        </w:rPr>
+      </w:pPr>
+      <w:r>
+        <w:rPr>
+          <w:color w:val="0070C0"/>
+        </w:rPr>
+        <w:t>Multi-line comment:</w:t>
+      </w:r>
+    </w:p>
+    <w:p>
+      <w:pPr>
+        <w:rPr>
+          <w:color w:val="0070C0"/>
+        </w:rPr>
+      </w:pPr>
+      <w:r>
+        <w:rPr>
+          <w:color w:val="0070C0"/>
+        </w:rPr>
+        <w:t>A Spotify playlist recommendation system can suggest songs</w:t>
+      </w:r>
+    </w:p>
+    <w:p>
+      <w:pPr>
+        <w:rPr>
+          <w:color w:val="0070C0"/>
+        </w:rPr>
+      </w:pPr>
+      <w:r>
+        <w:rPr>
+          <w:color w:val="0070C0"/>
+        </w:rPr>
+        <w:t>based on a user's listening history, favorite artists, genres,</w:t>
+      </w:r>
+    </w:p>
+    <w:p>
+      <w:pPr>
+        <w:rPr>
+          <w:color w:val="0070C0"/>
+        </w:rPr>
+      </w:pPr>
+      <w:r>
+        <w:rPr>
+          <w:color w:val="0070C0"/>
+        </w:rPr>
+        <w:t>and previously liked songs.</w:t>
+      </w:r>
+    </w:p>
+    <w:p>
+      <w:pPr>
+        <w:rPr>
+          <w:color w:val="0070C0"/>
+        </w:rPr>
+      </w:pPr>
+      <w:r>
+        <w:rPr>
+          <w:color w:val="0070C0"/>
+        </w:rPr>
+        <w:t>"""</w:t>
+      </w:r>
+    </w:p>
+    <w:p/>
+    <w:p>
+      <w:pPr>
+        <w:rPr>
+          <w:color w:val="EE0000"/>
+        </w:rPr>
+      </w:pPr>
+      <w:r>
+        <w:rPr>
+          <w:color w:val="EE0000"/>
+        </w:rPr>
+        <w:t># Store the user's favorite music genre</w:t>
+      </w:r>
+    </w:p>
+    <w:p>
+      <w:r>
+        <w:t>favorite_genre = "Pop"</w:t>
+      </w:r>
+    </w:p>
+    <w:p/>
+    <w:p>
+      <w:pPr>
+        <w:rPr>
+          <w:color w:val="EE0000"/>
+        </w:rPr>
+      </w:pPr>
+      <w:r>
+        <w:rPr>
+          <w:color w:val="EE0000"/>
+        </w:rPr>
+        <w:t># Store the user's favorite artist</w:t>
+      </w:r>
+    </w:p>
+    <w:p>
+      <w:r>
+        <w:t>favorite_artist = "Taylor Swift"</w:t>
+      </w:r>
+    </w:p>
+    <w:p/>
+    <w:p>
+      <w:pPr>
+        <w:rPr>
+          <w:color w:val="0070C0"/>
+        </w:rPr>
+      </w:pPr>
+      <w:r>
+        <w:rPr>
+          <w:color w:val="0070C0"/>
+        </w:rPr>
+        <w:t>"""</w:t>
+      </w:r>
+    </w:p>
+    <w:p>
+      <w:pPr>
+        <w:rPr>
+          <w:color w:val="0070C0"/>
+        </w:rPr>
+      </w:pPr>
+      <w:r>
+        <w:rPr>
+          <w:color w:val="0070C0"/>
+        </w:rPr>
+        <w:t>The system uses the user's preferences to recommend songs.</w:t>
+      </w:r>
+    </w:p>
+    <w:p>
+      <w:pPr>
+        <w:rPr>
+          <w:color w:val="0070C0"/>
+        </w:rPr>
+      </w:pPr>
+      <w:r>
+        <w:rPr>
+          <w:color w:val="0070C0"/>
+        </w:rPr>
+        <w:t>In a real recommendation system, additional factors such as</w:t>
+      </w:r>
+    </w:p>
+    <w:p>
+      <w:pPr>
+        <w:rPr>
+          <w:color w:val="0070C0"/>
+        </w:rPr>
+      </w:pPr>
+      <w:r>
+        <w:rPr>
+          <w:color w:val="0070C0"/>
+        </w:rPr>
+        <w:t>listening history, song similarity, and user activity may</w:t>
+      </w:r>
+    </w:p>
+    <w:p>
+      <w:pPr>
+        <w:rPr>
+          <w:color w:val="0070C0"/>
+        </w:rPr>
+      </w:pPr>
+      <w:r>
+        <w:rPr>
+          <w:color w:val="0070C0"/>
+        </w:rPr>
+        <w:t>also be considered.</w:t>
+      </w:r>
+    </w:p>
+    <w:p>
+      <w:pPr>
+        <w:rPr>
+          <w:color w:val="0070C0"/>
+        </w:rPr>
+      </w:pPr>
+      <w:r>
+        <w:rPr>
+          <w:color w:val="0070C0"/>
+        </w:rPr>
+        <w:t>"""</w:t>
+      </w:r>
+    </w:p>
+    <w:p/>
+    <w:p>
+      <w:pPr>
+        <w:rPr>
+          <w:color w:val="EE0000"/>
+        </w:rPr>
+      </w:pPr>
+      <w:r>
+        <w:rPr>
+          <w:color w:val="EE0000"/>
+        </w:rPr>
+        <w:t># Display the user's preferences</w:t>
+      </w:r>
+    </w:p>
+    <w:p>
+      <w:r>
+        <w:t>print("Favorite Genre:", favorite_genre)</w:t>
+      </w:r>
+    </w:p>
+    <w:p>
+      <w:r>
+        <w:t>print("Favorite Artist:", favorite_artist)</w:t>
+      </w:r>
+    </w:p>
+    <w:p/>
+    <w:p>
+      <w:r>
+        <w:lastRenderedPageBreak/>
+        <w:t># Recommend a playlist based on the favorite genre</w:t>
+      </w:r>
+    </w:p>
+    <w:p>
+      <w:r>
+        <w:t>recommended_playlist = favorite_genre + " Hits Playlist"</w:t>
+      </w:r>
+    </w:p>
+    <w:p/>
+    <w:p>
+      <w:r>
+        <w:t>print("Recommended Playlist:", recommended_playlist)</w:t>
+      </w:r>
+    </w:p>
+    <w:p/>
+    <w:p>
+      <w:pPr>
+        <w:rPr>
+          <w:b/>
+          <w:bCs/>
+          <w:sz w:val="32"/>
+          <w:szCs w:val="32"/>
+        </w:rPr>
+      </w:pPr>
+      <w:r>
+        <w:rPr>
+          <w:b/>
+          <w:bCs/>
+          <w:sz w:val="32"/>
+          <w:szCs w:val="32"/>
+        </w:rPr>
+        <w:t>Output:</w:t>
+      </w:r>
+    </w:p>
+    <w:p>
+      <w:pPr>
+        <w:rPr>
+          <w:highlight w:val="lightGray"/>
+        </w:rPr>
+      </w:pPr>
+      <w:r>
+        <w:rPr>
+          <w:highlight w:val="lightGray"/>
+        </w:rPr>
+        <w:t>Favorite Genre: Pop</w:t>
+      </w:r>
+    </w:p>
+    <w:p>
+      <w:pPr>
+        <w:rPr>
+          <w:highlight w:val="lightGray"/>
+        </w:rPr>
+      </w:pPr>
+      <w:r>
+        <w:rPr>
+          <w:highlight w:val="lightGray"/>
+        </w:rPr>
+        <w:t>Favorite Artist: Taylor Swift</w:t>
+      </w:r>
+    </w:p>
+    <w:p>
+      <w:r>
+        <w:rPr>
+          <w:highlight w:val="lightGray"/>
+        </w:rPr>
+        <w:t>Recommended Playlist: Pop Hits Playlist</w:t>
+      </w:r>
+    </w:p>
+    <w:p/>
+    <w:p>
+      <w:pPr>
+        <w:rPr>
+          <w:b/>
+          <w:bCs/>
+          <w:sz w:val="32"/>
+          <w:szCs w:val="32"/>
+        </w:rPr>
+      </w:pPr>
+      <w:r>
+        <w:rPr>
+          <w:b/>
+          <w:bCs/>
+          <w:sz w:val="32"/>
+          <w:szCs w:val="32"/>
+        </w:rPr>
+        <w:t>Screenshot:</w:t>
+      </w:r>
+    </w:p>
+    <w:p>
+      <w:pPr>
+        <w:rPr>
+          <w:b/>
+          <w:bCs/>
+          <w:sz w:val="32"/>
+          <w:szCs w:val="32"/>
+        </w:rPr>
+      </w:pPr>
+      <w:r>
+        <w:rPr>
+          <w:b/>
+          <w:bCs/>
+          <w:noProof/>
+          <w:sz w:val="32"/>
+          <w:szCs w:val="32"/>
+        </w:rPr>
+        <w:drawing>
+          <wp:inline distT="0" distB="0" distL="0" distR="0" wp14:anchorId="76932656" wp14:editId="74D4807F">
+            <wp:extent cx="5731510" cy="3134995"/>
+            <wp:effectExtent l="0" t="0" r="2540" b="8255"/>
+            <wp:docPr id="738175602" name="Picture 1"/>
+            <wp:cNvGraphicFramePr>
+              <a:graphicFrameLocks xmlns:a="http://schemas.openxmlformats.org/drawingml/2006/main" noChangeAspect="1"/>
+            </wp:cNvGraphicFramePr>
+            <a:graphic xmlns:a="http://schemas.openxmlformats.org/drawingml/2006/main">
+              <a:graphicData uri="http://schemas.openxmlformats.org/drawingml/2006/picture">
+                <pic:pic xmlns:pic="http://schemas.openxmlformats.org/drawingml/2006/picture">
+                  <pic:nvPicPr>
+                    <pic:cNvPr id="738175602" name=""/>
+                    <pic:cNvPicPr/>
+                  </pic:nvPicPr>
+                  <pic:blipFill>
+                    <a:blip r:embed="rId8"/>
+                    <a:stretch>
+                      <a:fillRect/>
+                    </a:stretch>
+                  </pic:blipFill>
+                  <pic:spPr>
+                    <a:xfrm>
+                      <a:off x="0" y="0"/>
+                      <a:ext cx="5731510" cy="3134995"/>
+                    </a:xfrm>
+                    <a:prstGeom prst="rect">
+                      <a:avLst/>
+                    </a:prstGeom>
+                  </pic:spPr>
+                </pic:pic>
+              </a:graphicData>
+            </a:graphic>
+          </wp:inline>
+        </w:drawing>
+      </w:r>
+    </w:p>
+    <w:p>
+      <w:pPr>
+        <w:rPr>
+          <w:b/>
+          <w:bCs/>
+          <w:sz w:val="32"/>
+          <w:szCs w:val="32"/>
+        </w:rPr>
+      </w:pPr>
+    </w:p>
+    <w:p>
+      <w:pPr>
+        <w:rPr>
+          <w:b/>
+          <w:bCs/>
+          <w:sz w:val="32"/>
+          <w:szCs w:val="32"/>
+        </w:rPr>
+      </w:pPr>
+    </w:p>
+    <w:p>
+      <w:pPr>
+        <w:rPr>
+          <w:b/>
+          <w:bCs/>
+          <w:sz w:val="32"/>
+          <w:szCs w:val="32"/>
+        </w:rPr>
+      </w:pPr>
+    </w:p>
+    <w:p>
+      <w:pPr>
+        <w:rPr>
+          <w:b/>
+          <w:bCs/>
+          <w:sz w:val="32"/>
+          <w:szCs w:val="32"/>
+        </w:rPr>
+      </w:pPr>
+    </w:p>
+    <w:p>
+      <w:pPr>
+        <w:rPr>
+          <w:b/>
+          <w:bCs/>
+          <w:sz w:val="32"/>
+          <w:szCs w:val="32"/>
+        </w:rPr>
+      </w:pPr>
+    </w:p>
+    <w:p>
+      <w:pPr>
+        <w:rPr>
+          <w:b/>
+          <w:bCs/>
+          <w:sz w:val="32"/>
+          <w:szCs w:val="32"/>
+        </w:rPr>
+      </w:pPr>
+    </w:p>
+    <w:p>
+      <w:r>
+        <w:rPr>
+          <w:b/>
+          <w:bCs/>
+          <w:sz w:val="32"/>
+          <w:szCs w:val="32"/>
+        </w:rPr>
+        <w:lastRenderedPageBreak/>
+        <w:t>Task 4:</w:t>
+      </w:r>
+      <w:r>
+        <w:t xml:space="preserve"> </w:t>
+      </w:r>
+    </w:p>
+    <w:p>
+      <w:r>
+        <w:t>Create variables for order_total, delivery_region, and discount_percent to represent a Zomato order. Follow Python naming conventions and print a sentence using all three variables, like 'Order from [region] totals ₹[order_total] with [discount_percent]% discount.'</w:t>
+      </w:r>
+    </w:p>
+    <w:p/>
+    <w:p>
+      <w:pPr>
+        <w:rPr>
+          <w:b/>
+          <w:bCs/>
+          <w:sz w:val="32"/>
+          <w:szCs w:val="32"/>
+        </w:rPr>
+      </w:pPr>
+      <w:r>
+        <w:rPr>
+          <w:b/>
+          <w:bCs/>
+          <w:sz w:val="32"/>
+          <w:szCs w:val="32"/>
+        </w:rPr>
+        <w:t>Code:</w:t>
+      </w:r>
+    </w:p>
+    <w:p>
+      <w:pPr>
+        <w:rPr>
+          <w:color w:val="EE0000"/>
+        </w:rPr>
+      </w:pPr>
+      <w:r>
+        <w:rPr>
+          <w:color w:val="EE0000"/>
+        </w:rPr>
+        <w:t>#order_total variable stores total value of the order</w:t>
+      </w:r>
+    </w:p>
+    <w:p>
+      <w:r>
+        <w:t>order_total = 700</w:t>
+      </w:r>
+    </w:p>
+    <w:p/>
+    <w:p>
+      <w:pPr>
+        <w:rPr>
+          <w:color w:val="EE0000"/>
+        </w:rPr>
+      </w:pPr>
+      <w:r>
+        <w:rPr>
+          <w:color w:val="EE0000"/>
+        </w:rPr>
+        <w:t>#delivery_region variable stores the location of the order where it should be delivered</w:t>
+      </w:r>
+    </w:p>
+    <w:p>
+      <w:r>
+        <w:t>delivery_region = "Thaltej"</w:t>
+      </w:r>
+    </w:p>
+    <w:p/>
+    <w:p>
+      <w:pPr>
+        <w:rPr>
+          <w:color w:val="EE0000"/>
+        </w:rPr>
+      </w:pPr>
+      <w:r>
+        <w:rPr>
+          <w:color w:val="EE0000"/>
+        </w:rPr>
+        <w:t>#discount_percent stores the amount of discount applied on the order</w:t>
+      </w:r>
+    </w:p>
+    <w:p>
+      <w:r>
+        <w:t>discount_percent = 15</w:t>
+      </w:r>
+    </w:p>
+    <w:p/>
+    <w:p>
+      <w:r>
+        <w:t>print(f" Order placed from {delivery_region}\n The total value of order ₹{order_total}\n discount : {discount_percent}% ")</w:t>
+      </w:r>
+    </w:p>
+    <w:p/>
+    <w:p>
+      <w:r>
+        <w:rPr>
+          <w:b/>
+          <w:bCs/>
+          <w:sz w:val="32"/>
+          <w:szCs w:val="32"/>
+        </w:rPr>
+        <w:t>Output:</w:t>
+      </w:r>
+      <w:r>
+        <w:t xml:space="preserve"> </w:t>
+      </w:r>
+    </w:p>
+    <w:p>
+      <w:pPr>
+        <w:rPr>
+          <w:highlight w:val="lightGray"/>
+        </w:rPr>
+      </w:pPr>
+      <w:r>
+        <w:rPr>
+          <w:highlight w:val="lightGray"/>
+        </w:rPr>
+        <w:t>Order placed from Thaltej</w:t>
+      </w:r>
+    </w:p>
+    <w:p>
+      <w:pPr>
+        <w:rPr>
+          <w:highlight w:val="lightGray"/>
+        </w:rPr>
+      </w:pPr>
+      <w:r>
+        <w:rPr>
+          <w:highlight w:val="lightGray"/>
+        </w:rPr>
+        <w:t xml:space="preserve"> The total value of order ₹700</w:t>
+      </w:r>
+    </w:p>
+    <w:p>
+      <w:r>
+        <w:rPr>
+          <w:highlight w:val="lightGray"/>
+        </w:rPr>
+        <w:t xml:space="preserve"> discount : 15%</w:t>
+      </w:r>
+    </w:p>
+    <w:p/>
+    <w:p>
+      <w:pPr>
+        <w:rPr>
+          <w:b/>
+          <w:bCs/>
+          <w:sz w:val="32"/>
+          <w:szCs w:val="32"/>
+        </w:rPr>
+      </w:pPr>
+    </w:p>
+    <w:p>
+      <w:pPr>
+        <w:rPr>
+          <w:b/>
+          <w:bCs/>
+          <w:sz w:val="32"/>
+          <w:szCs w:val="32"/>
+        </w:rPr>
+      </w:pPr>
+    </w:p>
+    <w:p>
+      <w:pPr>
+        <w:rPr>
+          <w:b/>
+          <w:bCs/>
+          <w:sz w:val="32"/>
+          <w:szCs w:val="32"/>
+        </w:rPr>
+      </w:pPr>
+    </w:p>
+    <w:p>
+      <w:pPr>
+        <w:rPr>
+          <w:b/>
+          <w:bCs/>
+          <w:sz w:val="32"/>
+          <w:szCs w:val="32"/>
+        </w:rPr>
+      </w:pPr>
+    </w:p>
+    <w:p>
+      <w:pPr>
+        <w:rPr>
+          <w:b/>
+          <w:bCs/>
+          <w:sz w:val="32"/>
+          <w:szCs w:val="32"/>
+        </w:rPr>
+      </w:pPr>
+    </w:p>
+    <w:p>
+      <w:pPr>
+        <w:rPr>
+          <w:b/>
+          <w:bCs/>
+          <w:sz w:val="32"/>
+          <w:szCs w:val="32"/>
+        </w:rPr>
+      </w:pPr>
+    </w:p>
+    <w:p>
+      <w:pPr>
+        <w:rPr>
+          <w:b/>
+          <w:bCs/>
+          <w:sz w:val="32"/>
+          <w:szCs w:val="32"/>
+        </w:rPr>
+      </w:pPr>
+      <w:r>
+        <w:rPr>
+          <w:b/>
+          <w:bCs/>
+          <w:sz w:val="32"/>
+          <w:szCs w:val="32"/>
+        </w:rPr>
+        <w:lastRenderedPageBreak/>
+        <w:t>Screenshot:</w:t>
+      </w:r>
+    </w:p>
+    <w:p>
+      <w:pPr>
+        <w:rPr>
+          <w:b/>
+          <w:bCs/>
+          <w:sz w:val="32"/>
+          <w:szCs w:val="32"/>
+        </w:rPr>
+      </w:pPr>
+      <w:r>
+        <w:rPr>
+          <w:noProof/>
+        </w:rPr>
+        <w:drawing>
+          <wp:inline distT="0" distB="0" distL="0" distR="0" wp14:anchorId="7819AD0F" wp14:editId="171F125D">
+            <wp:extent cx="5731510" cy="3078480"/>
+            <wp:effectExtent l="0" t="0" r="2540" b="7620"/>
+            <wp:docPr id="465900489" name="Picture 1"/>
+            <wp:cNvGraphicFramePr>
+              <a:graphicFrameLocks xmlns:a="http://schemas.openxmlformats.org/drawingml/2006/main" noChangeAspect="1"/>
+            </wp:cNvGraphicFramePr>
+            <a:graphic xmlns:a="http://schemas.openxmlformats.org/drawingml/2006/main">
+              <a:graphicData uri="http://schemas.openxmlformats.org/drawingml/2006/picture">
+                <pic:pic xmlns:pic="http://schemas.openxmlformats.org/drawingml/2006/picture">
+                  <pic:nvPicPr>
+                    <pic:cNvPr id="465900489" name=""/>
+                    <pic:cNvPicPr/>
+                  </pic:nvPicPr>
+                  <pic:blipFill>
+                    <a:blip r:embed="rId9"/>
+                    <a:stretch>
+                      <a:fillRect/>
+                    </a:stretch>
+                  </pic:blipFill>
+                  <pic:spPr>
+                    <a:xfrm>
+                      <a:off x="0" y="0"/>
+                      <a:ext cx="5731510" cy="3078480"/>
+                    </a:xfrm>
+                    <a:prstGeom prst="rect">
+                      <a:avLst/>
+                    </a:prstGeom>
+                  </pic:spPr>
+                </pic:pic>
+              </a:graphicData>
+            </a:graphic>
+          </wp:inline>
+        </w:drawing>
+      </w:r>
+    </w:p>
+    <w:p>
+      <w:pPr>
+        <w:rPr>
+          <w:b/>
+          <w:bCs/>
+          <w:sz w:val="32"/>
+          <w:szCs w:val="32"/>
+        </w:rPr>
+      </w:pPr>
+    </w:p>
+    <w:p>
+      <w:pPr>
+        <w:rPr>
+          <w:b/>
+          <w:bCs/>
+          <w:sz w:val="32"/>
+          <w:szCs w:val="32"/>
+        </w:rPr>
+      </w:pPr>
+    </w:p>
+    <w:p>
+      <w:pPr>
+        <w:rPr>
+          <w:b/>
+          <w:bCs/>
+          <w:sz w:val="32"/>
+          <w:szCs w:val="32"/>
+        </w:rPr>
+      </w:pPr>
+    </w:p>
+    <w:p>
+      <w:pPr>
+        <w:rPr>
+          <w:b/>
+          <w:bCs/>
+          <w:sz w:val="32"/>
+          <w:szCs w:val="32"/>
+        </w:rPr>
+      </w:pPr>
+    </w:p>
+    <w:p>
+      <w:pPr>
+        <w:rPr>
+          <w:b/>
+          <w:bCs/>
+          <w:sz w:val="32"/>
+          <w:szCs w:val="32"/>
+        </w:rPr>
+      </w:pPr>
+    </w:p>
+    <w:p>
+      <w:pPr>
+        <w:rPr>
+          <w:b/>
+          <w:bCs/>
+          <w:sz w:val="32"/>
+          <w:szCs w:val="32"/>
+        </w:rPr>
+      </w:pPr>
+    </w:p>
+    <w:p>
+      <w:pPr>
+        <w:rPr>
+          <w:b/>
+          <w:bCs/>
+          <w:sz w:val="32"/>
+          <w:szCs w:val="32"/>
+        </w:rPr>
+      </w:pPr>
+    </w:p>
+    <w:p>
+      <w:pPr>
+        <w:rPr>
+          <w:b/>
+          <w:bCs/>
+          <w:sz w:val="32"/>
+          <w:szCs w:val="32"/>
+        </w:rPr>
+      </w:pPr>
+    </w:p>
+    <w:p>
+      <w:pPr>
+        <w:rPr>
+          <w:b/>
+          <w:bCs/>
+          <w:sz w:val="32"/>
+          <w:szCs w:val="32"/>
+        </w:rPr>
+      </w:pPr>
+    </w:p>
+    <w:p>
+      <w:pPr>
+        <w:rPr>
+          <w:b/>
+          <w:bCs/>
+          <w:sz w:val="32"/>
+          <w:szCs w:val="32"/>
+        </w:rPr>
+      </w:pPr>
+    </w:p>
+    <w:p>
+      <w:pPr>
+        <w:rPr>
+          <w:b/>
+          <w:bCs/>
+          <w:sz w:val="32"/>
+          <w:szCs w:val="32"/>
+        </w:rPr>
+      </w:pPr>
+    </w:p>
+    <w:p>
+      <w:pPr>
+        <w:rPr>
+          <w:b/>
+          <w:bCs/>
+          <w:sz w:val="32"/>
+          <w:szCs w:val="32"/>
+        </w:rPr>
+      </w:pPr>
+    </w:p>
+    <w:p>
+      <w:pPr>
+        <w:rPr>
+          <w:b/>
+          <w:bCs/>
+          <w:sz w:val="32"/>
+          <w:szCs w:val="32"/>
+        </w:rPr>
+      </w:pPr>
+    </w:p>
+    <w:p>
+      <w:pPr>
+        <w:rPr>
+          <w:b/>
+          <w:bCs/>
+          <w:sz w:val="32"/>
+          <w:szCs w:val="32"/>
+        </w:rPr>
+      </w:pPr>
+    </w:p>
+    <w:p>
+      <w:pPr>
+        <w:rPr>
+          <w:b/>
+          <w:bCs/>
+          <w:sz w:val="32"/>
+          <w:szCs w:val="32"/>
+        </w:rPr>
+      </w:pPr>
+      <w:r>
+        <w:rPr>
+          <w:b/>
+          <w:bCs/>
+          <w:sz w:val="32"/>
+          <w:szCs w:val="32"/>
+        </w:rPr>
+        <w:lastRenderedPageBreak/>
+        <w:t>Task 5:</w:t>
+      </w:r>
+    </w:p>
+    <w:p>
+      <w:r>
+        <w:t>Write a Python script that intentionally mixes tabs and spaces for indentation, then fix the script so it runs without errors.&lt;br&gt;&lt;br&gt;&lt;em&gt;&lt;strong&gt;Hint:&lt;/strong&gt; Use only spaces for indentation, as per Python's best practices.&lt;/em&gt;</w:t>
+      </w:r>
+    </w:p>
+    <w:p>
+      <w:pPr>
+        <w:rPr>
+          <w:b/>
+          <w:bCs/>
+          <w:sz w:val="32"/>
+          <w:szCs w:val="32"/>
+        </w:rPr>
+      </w:pPr>
+      <w:r>
+        <w:rPr>
+          <w:b/>
+          <w:bCs/>
+          <w:sz w:val="32"/>
+          <w:szCs w:val="32"/>
+        </w:rPr>
+        <w:t>Code:</w:t>
+      </w:r>
+    </w:p>
+    <w:p>
+      <w:r>
+        <w:rPr>
+          <w:color w:val="EE0000"/>
+        </w:rPr>
+        <w:t># Incorrect indentation: mixing tabs and spaces</w:t>
+      </w:r>
+    </w:p>
+    <w:p/>
+    <w:p>
+      <w:r>
+        <w:t>name = "Spotify"</w:t>
+      </w:r>
+    </w:p>
+    <w:p>
+      <w:r>
+        <w:t>if name == "Spotify":</w:t>
+      </w:r>
+    </w:p>
+    <w:p>
+      <w:r>
+        <w:t xml:space="preserve">    print("Welcome to Spotify!")</w:t>
+      </w:r>
+    </w:p>
+    <w:p>
+      <w:r>
+        <w:tab/>
+      </w:r>
+      <w:r>
+        <w:t>print("Enjoy your music.")</w:t>
+      </w:r>
+    </w:p>
+    <w:p/>
+    <w:p>
+      <w:pPr>
+        <w:rPr>
+          <w:color w:val="EE0000"/>
+        </w:rPr>
+      </w:pPr>
+      <w:r>
+        <w:rPr>
+          <w:color w:val="EE0000"/>
+        </w:rPr>
+        <w:t># Correct indentation: using only spaces</w:t>
+      </w:r>
+    </w:p>
+    <w:p/>
+    <w:p>
+      <w:r>
+        <w:t>name = "Spotify"</w:t>
+      </w:r>
+    </w:p>
+    <w:p/>
+    <w:p>
+      <w:r>
+        <w:t>if name == "Spotify":</w:t>
+      </w:r>
+    </w:p>
+    <w:p>
+      <w:r>
+        <w:t xml:space="preserve">    print("Welcome to Spotify!")</w:t>
+      </w:r>
+    </w:p>
+    <w:p>
+      <w:r>
+        <w:t xml:space="preserve">    print("Enjoy your music.")</w:t>
+      </w:r>
+    </w:p>
+    <w:p/>
+    <w:p>
+      <w:pPr>
+        <w:rPr>
+          <w:b/>
+          <w:bCs/>
+          <w:sz w:val="32"/>
+          <w:szCs w:val="32"/>
+        </w:rPr>
+      </w:pPr>
+      <w:r>
+        <w:rPr>
+          <w:b/>
+          <w:bCs/>
+          <w:sz w:val="32"/>
+          <w:szCs w:val="32"/>
+        </w:rPr>
+        <w:t>Output:</w:t>
+      </w:r>
+    </w:p>
+    <w:p>
+      <w:pPr>
+        <w:rPr>
+          <w:highlight w:val="lightGray"/>
+        </w:rPr>
+      </w:pPr>
+      <w:r>
+        <w:rPr>
+          <w:highlight w:val="lightGray"/>
+        </w:rPr>
+        <w:t>Welcome to Spotify!</w:t>
+      </w:r>
+    </w:p>
+    <w:p>
+      <w:r>
+        <w:rPr>
+          <w:highlight w:val="lightGray"/>
+        </w:rPr>
+        <w:t>Enjoy your music.</w:t>
+      </w:r>
+    </w:p>
+    <w:p/>
+    <w:p>
+      <w:pPr>
+        <w:rPr>
+          <w:noProof/>
+        </w:rPr>
+      </w:pPr>
+      <w:r>
+        <w:rPr>
+          <w:b/>
+          <w:bCs/>
+          <w:sz w:val="32"/>
+          <w:szCs w:val="32"/>
+        </w:rPr>
+        <w:lastRenderedPageBreak/>
+        <w:t>Screenshot:</w:t>
+      </w:r>
+      <w:r>
+        <w:rPr>
+          <w:noProof/>
+        </w:rPr>
+        <w:t xml:space="preserve"> </w:t>
+      </w:r>
+      <w:r>
+        <w:rPr>
+          <w:b/>
+          <w:bCs/>
+          <w:sz w:val="32"/>
+          <w:szCs w:val="32"/>
+        </w:rPr>
+        <w:drawing>
+          <wp:inline distT="0" distB="0" distL="0" distR="0" wp14:anchorId="619FBCFD" wp14:editId="59971490">
+            <wp:extent cx="5731510" cy="3087370"/>
+            <wp:effectExtent l="0" t="0" r="2540" b="0"/>
+            <wp:docPr id="879962335" name="Picture 1"/>
+            <wp:cNvGraphicFramePr>
+              <a:graphicFrameLocks xmlns:a="http://schemas.openxmlformats.org/drawingml/2006/main" noChangeAspect="1"/>
+            </wp:cNvGraphicFramePr>
+            <a:graphic xmlns:a="http://schemas.openxmlformats.org/drawingml/2006/main">
+              <a:graphicData uri="http://schemas.openxmlformats.org/drawingml/2006/picture">
+                <pic:pic xmlns:pic="http://schemas.openxmlformats.org/drawingml/2006/picture">
+                  <pic:nvPicPr>
+                    <pic:cNvPr id="879962335" name=""/>
+                    <pic:cNvPicPr/>
+                  </pic:nvPicPr>
+                  <pic:blipFill>
+                    <a:blip r:embed="rId10"/>
+                    <a:stretch>
+                      <a:fillRect/>
+                    </a:stretch>
+                  </pic:blipFill>
+                  <pic:spPr>
+                    <a:xfrm>
+                      <a:off x="0" y="0"/>
+                      <a:ext cx="5731510" cy="3087370"/>
+                    </a:xfrm>
+                    <a:prstGeom prst="rect">
+                      <a:avLst/>
+                    </a:prstGeom>
+                  </pic:spPr>
+                </pic:pic>
+              </a:graphicData>
+            </a:graphic>
+          </wp:inline>
+        </w:drawing>
+      </w:r>
+    </w:p>
+    <w:p>
+      <w:pPr>
+        <w:rPr>
+          <w:b/>
+          <w:bCs/>
+          <w:sz w:val="32"/>
+          <w:szCs w:val="32"/>
+        </w:rPr>
+      </w:pPr>
+      <w:r>
+        <w:rPr>
+          <w:b/>
+          <w:bCs/>
+          <w:sz w:val="32"/>
+          <w:szCs w:val="32"/>
+        </w:rPr>
+        <w:drawing>
+          <wp:inline distT="0" distB="0" distL="0" distR="0" wp14:anchorId="002CB31A" wp14:editId="3A567675">
+            <wp:extent cx="5731510" cy="3101975"/>
+            <wp:effectExtent l="0" t="0" r="2540" b="3175"/>
+            <wp:docPr id="1263162308" name="Picture 1"/>
+            <wp:cNvGraphicFramePr>
+              <a:graphicFrameLocks xmlns:a="http://schemas.openxmlformats.org/drawingml/2006/main" noChangeAspect="1"/>
+            </wp:cNvGraphicFramePr>
+            <a:graphic xmlns:a="http://schemas.openxmlformats.org/drawingml/2006/main">
+              <a:graphicData uri="http://schemas.openxmlformats.org/drawingml/2006/picture">
+                <pic:pic xmlns:pic="http://schemas.openxmlformats.org/drawingml/2006/picture">
+                  <pic:nvPicPr>
+                    <pic:cNvPr id="1263162308" name=""/>
+                    <pic:cNvPicPr/>
+                  </pic:nvPicPr>
+                  <pic:blipFill>
+                    <a:blip r:embed="rId11"/>
+                    <a:stretch>
+                      <a:fillRect/>
+                    </a:stretch>
+                  </pic:blipFill>
+                  <pic:spPr>
+                    <a:xfrm>
+                      <a:off x="0" y="0"/>
+                      <a:ext cx="5731510" cy="3101975"/>
+                    </a:xfrm>
+                    <a:prstGeom prst="rect">
+                      <a:avLst/>
+                    </a:prstGeom>
+                  </pic:spPr>
+                </pic:pic>
+              </a:graphicData>
+            </a:graphic>
+          </wp:inline>
+        </w:drawing>
+      </w:r>
+    </w:p>
     <w:sectPr>
+      <w:footerReference w:type="default" r:id="rId12"/>
       <w:pgSz w:w="11906" w:h="16838"/>
       <w:pgMar w:top="1440" w:right="1440" w:bottom="1440" w:left="1440" w:header="708" w:footer="708" w:gutter="0"/>
       <w:cols w:space="708"/>
@@ -61,6 +1882,66 @@
     </w:sectPr>
   </w:body>
 </w:document>
+</file>
+
+<file path=word/endnotes.xml><?xml version="1.0" encoding="utf-8"?>
+<w:endnotes xmlns:wpc="http://schemas.microsoft.com/office/word/2010/wordprocessingCanvas" xmlns:cx="http://schemas.microsoft.com/office/drawing/2014/chartex" xmlns:cx1="http://schemas.microsoft.com/office/drawing/2015/9/8/chartex" xmlns:cx2="http://schemas.microsoft.com/office/drawing/2015/10/21/chartex" xmlns:cx3="http://schemas.microsoft.com/office/drawing/2016/5/9/chartex" xmlns:cx4="http://schemas.microsoft.com/office/drawing/2016/5/10/chartex" xmlns:cx5="http://schemas.microsoft.com/office/drawing/2016/5/11/chartex" xmlns:cx6="http://schemas.microsoft.com/office/drawing/2016/5/12/chartex" xmlns:cx7="http://schemas.microsoft.com/office/drawing/2016/5/13/chartex" xmlns:cx8="http://schemas.microsoft.com/office/drawing/2016/5/14/chartex" xmlns:mc="http://schemas.openxmlformats.org/markup-compatibility/2006" xmlns:aink="http://schemas.microsoft.com/office/drawing/2016/ink" xmlns:am3d="http://schemas.microsoft.com/office/drawing/2017/model3d" xmlns:o="urn:schemas-microsoft-com:office:office" xmlns:oel="http://schemas.microsoft.com/office/2019/extlst" xmlns:r="http://schemas.openxmlformats.org/officeDocument/2006/relationships" xmlns:m="http://schemas.openxmlformats.org/officeDocument/2006/math" xmlns:v="urn:schemas-microsoft-com:vml" xmlns:wp14="http://schemas.microsoft.com/office/word/2010/wordprocessingDrawing" xmlns:wp="http://schemas.openxmlformats.org/drawingml/2006/wordprocessingDrawing" xmlns:w10="urn:schemas-microsoft-com:office:word" xmlns:w="http://schemas.openxmlformats.org/wordprocessingml/2006/main" xmlns:w14="http://schemas.microsoft.com/office/word/2010/wordml" xmlns:w15="http://schemas.microsoft.com/office/word/2012/wordml" xmlns:w16cex="http://schemas.microsoft.com/office/word/2018/wordml/cex" xmlns:w16cid="http://schemas.microsoft.com/office/word/2016/wordml/cid" xmlns:w16="http://schemas.microsoft.com/office/word/2018/wordml" xmlns:w16du="http://schemas.microsoft.com/office/word/2023/wordml/word16du" xmlns:w16sdtdh="http://schemas.microsoft.com/office/word/2020/wordml/sdtdatahash" xmlns:w16sdtfl="http://schemas.microsoft.com/office/word/2024/wordml/sdtformatlock" xmlns:w16se="http://schemas.microsoft.com/office/word/2015/wordml/symex" xmlns:wpg="http://schemas.microsoft.com/office/word/2010/wordprocessingGroup" xmlns:wpi="http://schemas.microsoft.com/office/word/2010/wordprocessingInk" xmlns:wne="http://schemas.microsoft.com/office/word/2006/wordml" xmlns:wps="http://schemas.microsoft.com/office/word/2010/wordprocessingShape" mc:Ignorable="w14 w15 w16se w16cid w16 w16cex w16sdtdh w16sdtfl w16du wp14">
+  <w:endnote w:type="separator" w:id="-1">
+    <w:p>
+      <w:pPr>
+        <w:spacing w:after="0" w:line="240" w:lineRule="auto"/>
+      </w:pPr>
+      <w:r>
+        <w:separator/>
+      </w:r>
+    </w:p>
+  </w:endnote>
+  <w:endnote w:type="continuationSeparator" w:id="0">
+    <w:p>
+      <w:pPr>
+        <w:spacing w:after="0" w:line="240" w:lineRule="auto"/>
+      </w:pPr>
+      <w:r>
+        <w:continuationSeparator/>
+      </w:r>
+    </w:p>
+  </w:endnote>
+</w:endnotes>
+</file>
+
+<file path=word/footer1.xml><?xml version="1.0" encoding="utf-8"?>
+<w:ftr xmlns:wpc="http://schemas.microsoft.com/office/word/2010/wordprocessingCanvas" xmlns:cx="http://schemas.microsoft.com/office/drawing/2014/chartex" xmlns:cx1="http://schemas.microsoft.com/office/drawing/2015/9/8/chartex" xmlns:cx2="http://schemas.microsoft.com/office/drawing/2015/10/21/chartex" xmlns:cx3="http://schemas.microsoft.com/office/drawing/2016/5/9/chartex" xmlns:cx4="http://schemas.microsoft.com/office/drawing/2016/5/10/chartex" xmlns:cx5="http://schemas.microsoft.com/office/drawing/2016/5/11/chartex" xmlns:cx6="http://schemas.microsoft.com/office/drawing/2016/5/12/chartex" xmlns:cx7="http://schemas.microsoft.com/office/drawing/2016/5/13/chartex" xmlns:cx8="http://schemas.microsoft.com/office/drawing/2016/5/14/chartex" xmlns:mc="http://schemas.openxmlformats.org/markup-compatibility/2006" xmlns:aink="http://schemas.microsoft.com/office/drawing/2016/ink" xmlns:am3d="http://schemas.microsoft.com/office/drawing/2017/model3d" xmlns:o="urn:schemas-microsoft-com:office:office" xmlns:oel="http://schemas.microsoft.com/office/2019/extlst" xmlns:r="http://schemas.openxmlformats.org/officeDocument/2006/relationships" xmlns:m="http://schemas.openxmlformats.org/officeDocument/2006/math" xmlns:v="urn:schemas-microsoft-com:vml" xmlns:wp14="http://schemas.microsoft.com/office/word/2010/wordprocessingDrawing" xmlns:wp="http://schemas.openxmlformats.org/drawingml/2006/wordprocessingDrawing" xmlns:w10="urn:schemas-microsoft-com:office:word" xmlns:w="http://schemas.openxmlformats.org/wordprocessingml/2006/main" xmlns:w14="http://schemas.microsoft.com/office/word/2010/wordml" xmlns:w15="http://schemas.microsoft.com/office/word/2012/wordml" xmlns:w16cex="http://schemas.microsoft.com/office/word/2018/wordml/cex" xmlns:w16cid="http://schemas.microsoft.com/office/word/2016/wordml/cid" xmlns:w16="http://schemas.microsoft.com/office/word/2018/wordml" xmlns:w16du="http://schemas.microsoft.com/office/word/2023/wordml/word16du" xmlns:w16sdtdh="http://schemas.microsoft.com/office/word/2020/wordml/sdtdatahash" xmlns:w16sdtfl="http://schemas.microsoft.com/office/word/2024/wordml/sdtformatlock" xmlns:w16se="http://schemas.microsoft.com/office/word/2015/wordml/symex" xmlns:wpg="http://schemas.microsoft.com/office/word/2010/wordprocessingGroup" xmlns:wpi="http://schemas.microsoft.com/office/word/2010/wordprocessingInk" xmlns:wne="http://schemas.microsoft.com/office/word/2006/wordml" xmlns:wps="http://schemas.microsoft.com/office/word/2010/wordprocessingShape" mc:Ignorable="w14 w15 w16se w16cid w16 w16cex w16sdtdh w16sdtfl w16du wp14">
+  <w:p>
+    <w:pPr>
+      <w:pStyle w:val="Footer"/>
+    </w:pPr>
+  </w:p>
+</w:ftr>
+</file>
+
+<file path=word/footnotes.xml><?xml version="1.0" encoding="utf-8"?>
+<w:footnotes xmlns:wpc="http://schemas.microsoft.com/office/word/2010/wordprocessingCanvas" xmlns:cx="http://schemas.microsoft.com/office/drawing/2014/chartex" xmlns:cx1="http://schemas.microsoft.com/office/drawing/2015/9/8/chartex" xmlns:cx2="http://schemas.microsoft.com/office/drawing/2015/10/21/chartex" xmlns:cx3="http://schemas.microsoft.com/office/drawing/2016/5/9/chartex" xmlns:cx4="http://schemas.microsoft.com/office/drawing/2016/5/10/chartex" xmlns:cx5="http://schemas.microsoft.com/office/drawing/2016/5/11/chartex" xmlns:cx6="http://schemas.microsoft.com/office/drawing/2016/5/12/chartex" xmlns:cx7="http://schemas.microsoft.com/office/drawing/2016/5/13/chartex" xmlns:cx8="http://schemas.microsoft.com/office/drawing/2016/5/14/chartex" xmlns:mc="http://schemas.openxmlformats.org/markup-compatibility/2006" xmlns:aink="http://schemas.microsoft.com/office/drawing/2016/ink" xmlns:am3d="http://schemas.microsoft.com/office/drawing/2017/model3d" xmlns:o="urn:schemas-microsoft-com:office:office" xmlns:oel="http://schemas.microsoft.com/office/2019/extlst" xmlns:r="http://schemas.openxmlformats.org/officeDocument/2006/relationships" xmlns:m="http://schemas.openxmlformats.org/officeDocument/2006/math" xmlns:v="urn:schemas-microsoft-com:vml" xmlns:wp14="http://schemas.microsoft.com/office/word/2010/wordprocessingDrawing" xmlns:wp="http://schemas.openxmlformats.org/drawingml/2006/wordprocessingDrawing" xmlns:w10="urn:schemas-microsoft-com:office:word" xmlns:w="http://schemas.openxmlformats.org/wordprocessingml/2006/main" xmlns:w14="http://schemas.microsoft.com/office/word/2010/wordml" xmlns:w15="http://schemas.microsoft.com/office/word/2012/wordml" xmlns:w16cex="http://schemas.microsoft.com/office/word/2018/wordml/cex" xmlns:w16cid="http://schemas.microsoft.com/office/word/2016/wordml/cid" xmlns:w16="http://schemas.microsoft.com/office/word/2018/wordml" xmlns:w16du="http://schemas.microsoft.com/office/word/2023/wordml/word16du" xmlns:w16sdtdh="http://schemas.microsoft.com/office/word/2020/wordml/sdtdatahash" xmlns:w16sdtfl="http://schemas.microsoft.com/office/word/2024/wordml/sdtformatlock" xmlns:w16se="http://schemas.microsoft.com/office/word/2015/wordml/symex" xmlns:wpg="http://schemas.microsoft.com/office/word/2010/wordprocessingGroup" xmlns:wpi="http://schemas.microsoft.com/office/word/2010/wordprocessingInk" xmlns:wne="http://schemas.microsoft.com/office/word/2006/wordml" xmlns:wps="http://schemas.microsoft.com/office/word/2010/wordprocessingShape" mc:Ignorable="w14 w15 w16se w16cid w16 w16cex w16sdtdh w16sdtfl w16du wp14">
+  <w:footnote w:type="separator" w:id="-1">
+    <w:p>
+      <w:pPr>
+        <w:spacing w:after="0" w:line="240" w:lineRule="auto"/>
+      </w:pPr>
+      <w:r>
+        <w:separator/>
+      </w:r>
+    </w:p>
+  </w:footnote>
+  <w:footnote w:type="continuationSeparator" w:id="0">
+    <w:p>
+      <w:pPr>
+        <w:spacing w:after="0" w:line="240" w:lineRule="auto"/>
+      </w:pPr>
+      <w:r>
+        <w:continuationSeparator/>
+      </w:r>
+    </w:p>
+  </w:footnote>
+</w:footnotes>
 </file>
 
 <file path=word/styles.xml><?xml version="1.0" encoding="utf-8"?>
@@ -463,6 +2344,7 @@
   <w:style w:type="paragraph" w:default="1" w:styleId="Normal">
     <w:name w:val="Normal"/>
     <w:qFormat/>
+    <w:rsid w:val="00455217"/>
   </w:style>
   <w:style w:type="paragraph" w:styleId="Heading1">
     <w:name w:val="heading 1"/>
@@ -979,6 +2861,50 @@
       <w:color w:val="0F4761" w:themeColor="accent1" w:themeShade="BF"/>
       <w:spacing w:val="5"/>
     </w:rPr>
+  </w:style>
+  <w:style w:type="paragraph" w:styleId="Header">
+    <w:name w:val="header"/>
+    <w:basedOn w:val="Normal"/>
+    <w:link w:val="HeaderChar"/>
+    <w:uiPriority w:val="99"/>
+    <w:unhideWhenUsed/>
+    <w:rsid w:val="00455217"/>
+    <w:pPr>
+      <w:tabs>
+        <w:tab w:val="center" w:pos="4513"/>
+        <w:tab w:val="right" w:pos="9026"/>
+      </w:tabs>
+      <w:spacing w:after="0" w:line="240" w:lineRule="auto"/>
+    </w:pPr>
+  </w:style>
+  <w:style w:type="character" w:customStyle="1" w:styleId="HeaderChar">
+    <w:name w:val="Header Char"/>
+    <w:basedOn w:val="DefaultParagraphFont"/>
+    <w:link w:val="Header"/>
+    <w:uiPriority w:val="99"/>
+    <w:rsid w:val="00455217"/>
+  </w:style>
+  <w:style w:type="paragraph" w:styleId="Footer">
+    <w:name w:val="footer"/>
+    <w:basedOn w:val="Normal"/>
+    <w:link w:val="FooterChar"/>
+    <w:uiPriority w:val="99"/>
+    <w:unhideWhenUsed/>
+    <w:rsid w:val="00455217"/>
+    <w:pPr>
+      <w:tabs>
+        <w:tab w:val="center" w:pos="4513"/>
+        <w:tab w:val="right" w:pos="9026"/>
+      </w:tabs>
+      <w:spacing w:after="0" w:line="240" w:lineRule="auto"/>
+    </w:pPr>
+  </w:style>
+  <w:style w:type="character" w:customStyle="1" w:styleId="FooterChar">
+    <w:name w:val="Footer Char"/>
+    <w:basedOn w:val="DefaultParagraphFont"/>
+    <w:link w:val="Footer"/>
+    <w:uiPriority w:val="99"/>
+    <w:rsid w:val="00455217"/>
   </w:style>
 </w:styles>
 </file>
